--- a/docs/5. Documentacion Modular/11_Base_Datos_Version_Full.docx
+++ b/docs/5. Documentacion Modular/11_Base_Datos_Version_Full.docx
@@ -13,7 +13,7 @@
           <w:color w:val="0B2545"/>
           <w:sz w:val="40"/>
         </w:rPr>
-        <w:t>Base de Datos - Version Full</w:t>
+        <w:t>Base de Datos - Versión Full</w:t>
       </w:r>
     </w:p>
     <w:p>
@@ -25,7 +25,7 @@
           <w:color w:val="5A5A5A"/>
           <w:sz w:val="22"/>
         </w:rPr>
-        <w:t>Guia completa de ejecucion segura, scripts aprobados, orden, respaldos y modulos.</w:t>
+        <w:t>Guia completa de ejecución segura, scripts aprobados, orden, respaldos y módulos.</w:t>
       </w:r>
     </w:p>
     <w:tbl>
@@ -89,7 +89,7 @@
                 <w:b w:val="0"/>
                 <w:sz w:val="18"/>
               </w:rPr>
-              <w:t>Modulo</w:t>
+              <w:t>Módulo</w:t>
             </w:r>
           </w:p>
         </w:tc>
@@ -139,7 +139,7 @@
                 <w:b w:val="0"/>
                 <w:sz w:val="18"/>
               </w:rPr>
-              <w:t>Tecnico DBA/desarrollador</w:t>
+              <w:t>Técnico DBA/desarrollador</w:t>
             </w:r>
           </w:p>
         </w:tc>
@@ -157,7 +157,7 @@
                 <w:b w:val="0"/>
                 <w:sz w:val="18"/>
               </w:rPr>
-              <w:t>Version</w:t>
+              <w:t>Versión</w:t>
             </w:r>
           </w:p>
         </w:tc>
@@ -241,7 +241,7 @@
                 <w:b w:val="0"/>
                 <w:sz w:val="18"/>
               </w:rPr>
-              <w:t>Version full generada en Word; lista para aprobacion del usuario.</w:t>
+              <w:t>Versión full generada en Word; lista para aprobación del usuario.</w:t>
             </w:r>
           </w:p>
         </w:tc>
@@ -259,7 +259,7 @@
                 <w:b w:val="0"/>
                 <w:sz w:val="18"/>
               </w:rPr>
-              <w:t>Aprobacion</w:t>
+              <w:t>Aprobación</w:t>
             </w:r>
           </w:p>
         </w:tc>
@@ -275,7 +275,7 @@
                 <w:b w:val="0"/>
                 <w:sz w:val="18"/>
               </w:rPr>
-              <w:t>Pendiente de revision/firma del usuario responsable.</w:t>
+              <w:t>Pendiente de revisión/firma del usuario responsable.</w:t>
             </w:r>
           </w:p>
         </w:tc>
@@ -326,7 +326,7 @@
     </w:p>
     <w:p>
       <w:r>
-        <w:t>No mezclar scripts experimentales con scripts aprobados. Toda ejecucion debe generar evidencia de salida y respaldo previo si afecta tablas existentes.</w:t>
+        <w:t>No mezclar scripts experimentales con scripts aprobados. Toda ejecución debe generar evidencia de salida y respaldo previo si afecta tablas existentes.</w:t>
       </w:r>
     </w:p>
     <w:p>
@@ -334,7 +334,7 @@
         <w:pStyle w:val="Heading1"/>
       </w:pPr>
       <w:r>
-        <w:t>Orden de ejecucion</w:t>
+        <w:t>Orden de ejecución</w:t>
       </w:r>
     </w:p>
     <w:p>
@@ -350,7 +350,7 @@
         <w:pStyle w:val="ListNumber"/>
       </w:pPr>
       <w:r>
-        <w:t>Ejecutar scripts maestros segun instalacion o actualizacion.</w:t>
+        <w:t>Ejecutar scripts maestros segun instalación o actualización.</w:t>
       </w:r>
     </w:p>
     <w:p>
@@ -366,7 +366,7 @@
         <w:pStyle w:val="ListNumber"/>
       </w:pPr>
       <w:r>
-        <w:t>Ejecutar validacion de IDs de modulos.</w:t>
+        <w:t>Ejecutar validación de IDs de módulos.</w:t>
       </w:r>
     </w:p>
     <w:p>
@@ -387,7 +387,7 @@
     </w:p>
     <w:p>
       <w:r>
-        <w:t>No aplica como modulo HTTP. La base de datos soporta los endpoints del backend mediante tablas, vistas, secuencias, indices y permisos.</w:t>
+        <w:t>No aplica como módulo HTTP. La base de datos soporta los endpoints del backend mediante tablas, vistas, secuencias, indices y permisos.</w:t>
       </w:r>
     </w:p>
     <w:p>
@@ -395,7 +395,7 @@
         <w:pStyle w:val="Heading1"/>
       </w:pPr>
       <w:r>
-        <w:t>Reglas de negocio y ejecucion</w:t>
+        <w:t>Reglas de negocio y ejecución</w:t>
       </w:r>
     </w:p>
     <w:p>
@@ -411,7 +411,7 @@
         <w:pStyle w:val="ListBullet"/>
       </w:pPr>
       <w:r>
-        <w:t>No avanzar al siguiente modulo si falla 17_validate_module_ids.sql.</w:t>
+        <w:t>No avanzar al siguiente módulo si falla 17_validate_module_ids.sql.</w:t>
       </w:r>
     </w:p>
     <w:p>
@@ -435,7 +435,7 @@
         <w:pStyle w:val="ListBullet"/>
       </w:pPr>
       <w:r>
-        <w:t>Conservar evidencia de ejecucion y errores SQLPlus.</w:t>
+        <w:t>Conservar evidencia de ejecución y errores SQLPlus.</w:t>
       </w:r>
     </w:p>
     <w:p>
@@ -523,7 +523,7 @@
                 <w:b w:val="0"/>
                 <w:sz w:val="18"/>
               </w:rPr>
-              <w:t>Instalacion inicial.</w:t>
+              <w:t>Instalación inicial.</w:t>
             </w:r>
           </w:p>
         </w:tc>
@@ -557,7 +557,7 @@
                 <w:b w:val="0"/>
                 <w:sz w:val="18"/>
               </w:rPr>
-              <w:t>Actualizacion segura.</w:t>
+              <w:t>Actualización segura.</w:t>
             </w:r>
           </w:p>
         </w:tc>
@@ -625,7 +625,7 @@
                 <w:b w:val="0"/>
                 <w:sz w:val="18"/>
               </w:rPr>
-              <w:t>Validacion final obligatoria.</w:t>
+              <w:t>Validación final obligatoria.</w:t>
             </w:r>
           </w:p>
         </w:tc>
@@ -637,7 +637,7 @@
         <w:pStyle w:val="Heading1"/>
       </w:pPr>
       <w:r>
-        <w:t>Tablas criticas</w:t>
+        <w:t>Tablas críticas</w:t>
       </w:r>
     </w:p>
     <w:p>
@@ -709,7 +709,7 @@
         <w:pStyle w:val="Heading1"/>
       </w:pPr>
       <w:r>
-        <w:t>Modulos registrados</w:t>
+        <w:t>Módulos registrados</w:t>
       </w:r>
     </w:p>
     <w:tbl>
@@ -773,7 +773,7 @@
                 <w:b/>
                 <w:sz w:val="18"/>
               </w:rPr>
-              <w:t>Modulo</w:t>
+              <w:t>Módulo</w:t>
             </w:r>
           </w:p>
         </w:tc>
@@ -857,7 +857,7 @@
                 <w:b w:val="0"/>
                 <w:sz w:val="18"/>
               </w:rPr>
-              <w:t>/configuracion</w:t>
+              <w:t>/configuración</w:t>
             </w:r>
           </w:p>
         </w:tc>
@@ -873,7 +873,7 @@
                 <w:b w:val="0"/>
                 <w:sz w:val="18"/>
               </w:rPr>
-              <w:t>Configuracion del Sistema</w:t>
+              <w:t>Configuración del Sistema</w:t>
             </w:r>
           </w:p>
         </w:tc>
@@ -973,7 +973,7 @@
                 <w:b w:val="0"/>
                 <w:sz w:val="18"/>
               </w:rPr>
-              <w:t>Auditoria y Bitacora</w:t>
+              <w:t>Auditoría y Bitacora</w:t>
             </w:r>
           </w:p>
         </w:tc>
@@ -1193,7 +1193,7 @@
         <w:pStyle w:val="ListBullet"/>
       </w:pPr>
       <w:r>
-        <w:t>Crear scripts separados para Matrices de Riesgo cuando el modulo sea aprobado.</w:t>
+        <w:t>Crear scripts separados para Matrices de Riesgo cuando el módulo sea aprobado.</w:t>
       </w:r>
     </w:p>
     <w:p>
@@ -1228,7 +1228,7 @@
         <w:color w:val="646464"/>
         <w:sz w:val="16"/>
       </w:rPr>
-      <w:t>Base de Datos - Version Full | Version 1.0 | 30/06/2026</w:t>
+      <w:t>Base de Datos - Versión Full | Versión 1.0 | 30/06/2026</w:t>
     </w:r>
   </w:p>
 </w:ftr>
@@ -1246,7 +1246,7 @@
         <w:color w:val="646464"/>
         <w:sz w:val="16"/>
       </w:rPr>
-      <w:t>SGRLA-IHSS | Documentacion modular</w:t>
+      <w:t>SGRLA-IHSS | Documentación modular</w:t>
     </w:r>
   </w:p>
 </w:hdr>
